--- a/.meetings/26.06.25.docx
+++ b/.meetings/26.06.25.docx
@@ -4,10 +4,96 @@
   <w:body>
     <w:p>
       <w:pPr>
+        <w:pStyle w:val="ListParagraph"/>
+        <w:numPr>
+          <w:ilvl w:val="0"/>
+          <w:numId w:val="1"/>
+        </w:numPr>
         <w:rPr>
           <w:rFonts w:ascii="Arial" w:hAnsi="Arial" w:cs="Arial"/>
         </w:rPr>
       </w:pPr>
+      <w:r>
+        <w:rPr>
+          <w:rFonts w:ascii="Arial" w:hAnsi="Arial" w:cs="Arial"/>
+        </w:rPr>
+        <w:t>Creat un readme workflow.md en el que s’expliquen els passos en ordre + reorganitzar, canviar de nom, escriure explicacions, etc per tal que tot sigui més simple i fàcil d’entendre</w:t>
+      </w:r>
+    </w:p>
+    <w:p>
+      <w:pPr>
+        <w:pStyle w:val="ListParagraph"/>
+        <w:numPr>
+          <w:ilvl w:val="0"/>
+          <w:numId w:val="1"/>
+        </w:numPr>
+        <w:rPr>
+          <w:rFonts w:ascii="Arial" w:hAnsi="Arial" w:cs="Arial"/>
+        </w:rPr>
+      </w:pPr>
+      <w:r>
+        <w:rPr>
+          <w:rFonts w:ascii="Arial" w:hAnsi="Arial" w:cs="Arial"/>
+        </w:rPr>
+        <w:t>Document precisió explicant la funció que utilitzo per arrodonir</w:t>
+      </w:r>
+    </w:p>
+    <w:p>
+      <w:pPr>
+        <w:pStyle w:val="ListParagraph"/>
+        <w:numPr>
+          <w:ilvl w:val="1"/>
+          <w:numId w:val="1"/>
+        </w:numPr>
+        <w:rPr>
+          <w:rFonts w:ascii="Arial" w:hAnsi="Arial" w:cs="Arial"/>
+          <w:i/>
+          <w:iCs/>
+        </w:rPr>
+      </w:pPr>
+      <w:r>
+        <w:rPr>
+          <w:rFonts w:ascii="Arial" w:hAnsi="Arial" w:cs="Arial"/>
+        </w:rPr>
+        <w:t xml:space="preserve">La IA m’ha dit que això s’explica al llibre </w:t>
+      </w:r>
+      <w:r>
+        <w:rPr>
+          <w:rFonts w:ascii="Arial" w:hAnsi="Arial" w:cs="Arial"/>
+          <w:i/>
+          <w:iCs/>
+        </w:rPr>
+        <w:t>Henry S. Warren Jr., Hacker's Delight, 2nd ed. (Addison-Wesley, 2013)</w:t>
+      </w:r>
+      <w:r>
+        <w:rPr>
+          <w:rFonts w:ascii="Arial" w:hAnsi="Arial" w:cs="Arial"/>
+          <w:i/>
+          <w:iCs/>
+        </w:rPr>
+        <w:t xml:space="preserve">, Chapter 10. Integer division by constants, pàgina 237 </w:t>
+      </w:r>
+      <w:r>
+        <w:rPr>
+          <w:rFonts w:ascii="Arial" w:hAnsi="Arial" w:cs="Arial"/>
+        </w:rPr>
+        <w:t>però no est</w:t>
+      </w:r>
+      <w:r>
+        <w:rPr>
+          <w:rFonts w:ascii="Arial" w:hAnsi="Arial" w:cs="Arial"/>
+        </w:rPr>
+        <w:t xml:space="preserve">à públic a internet i no ho puc comprovar. Ho poso igualment? </w:t>
+      </w:r>
+      <w:hyperlink r:id="rId5" w:history="1">
+        <w:r>
+          <w:rPr>
+            <w:rStyle w:val="Hyperlink"/>
+            <w:rFonts w:ascii="Arial" w:hAnsi="Arial" w:cs="Arial"/>
+          </w:rPr>
+          <w:t>link</w:t>
+        </w:r>
+      </w:hyperlink>
     </w:p>
     <w:sectPr>
       <w:pgSz w:w="11906" w:h="16838"/>
@@ -17,6 +103,126 @@
     </w:sectPr>
   </w:body>
 </w:document>
+</file>
+
+<file path=word/numbering.xml><?xml version="1.0" encoding="utf-8"?>
+<w:numbering xmlns:wpc="http://schemas.microsoft.com/office/word/2010/wordprocessingCanvas" xmlns:cx="http://schemas.microsoft.com/office/drawing/2014/chartex" xmlns:cx1="http://schemas.microsoft.com/office/drawing/2015/9/8/chartex" xmlns:cx2="http://schemas.microsoft.com/office/drawing/2015/10/21/chartex" xmlns:cx3="http://schemas.microsoft.com/office/drawing/2016/5/9/chartex" xmlns:cx4="http://schemas.microsoft.com/office/drawing/2016/5/10/chartex" xmlns:cx5="http://schemas.microsoft.com/office/drawing/2016/5/11/chartex" xmlns:cx6="http://schemas.microsoft.com/office/drawing/2016/5/12/chartex" xmlns:cx7="http://schemas.microsoft.com/office/drawing/2016/5/13/chartex" xmlns:cx8="http://schemas.microsoft.com/office/drawing/2016/5/14/chartex" xmlns:mc="http://schemas.openxmlformats.org/markup-compatibility/2006" xmlns:m="http://schemas.openxmlformats.org/officeDocument/2006/math" xmlns:aink="http://schemas.microsoft.com/office/drawing/2016/ink" xmlns:am3d="http://schemas.microsoft.com/office/drawing/2017/model3d" xmlns:oel="http://schemas.microsoft.com/office/2019/extlst" xmlns:r="http://schemas.openxmlformats.org/officeDocument/2006/relationships" xmlns:wp14="http://schemas.microsoft.com/office/word/2010/wordprocessingDrawing" xmlns:wp="http://schemas.openxmlformats.org/drawingml/2006/wordprocessingDrawing" xmlns:wpg="http://schemas.microsoft.com/office/word/2010/wordprocessingGroup" xmlns:wpi="http://schemas.microsoft.com/office/word/2010/wordprocessingInk" xmlns:wps="http://schemas.microsoft.com/office/word/2010/wordprocessingShape" xmlns:o="urn:schemas-microsoft-com:office:office" xmlns:v="urn:schemas-microsoft-com:vml" xmlns:w10="urn:schemas-microsoft-com:office:word" xmlns:w="http://schemas.openxmlformats.org/wordprocessingml/2006/main" xmlns:w14="http://schemas.microsoft.com/office/word/2010/wordml" xmlns:w15="http://schemas.microsoft.com/office/word/2012/wordml" xmlns:w16cex="http://schemas.microsoft.com/office/word/2018/wordml/cex" xmlns:w16cid="http://schemas.microsoft.com/office/word/2016/wordml/cid" xmlns:w16="http://schemas.microsoft.com/office/word/2018/wordml" xmlns:w16sdtdh="http://schemas.microsoft.com/office/word/2020/wordml/sdtdatahash" xmlns:w16sdtfl="http://schemas.microsoft.com/office/word/2024/wordml/sdtformatlock" xmlns:w16se="http://schemas.microsoft.com/office/word/2015/wordml/symex" xmlns:w16du="http://schemas.microsoft.com/office/word/2023/wordml/word16du" xmlns:wne="http://schemas.microsoft.com/office/word/2006/wordml" mc:Ignorable="w14 w15 w16se w16cid w16 w16cex w16sdtdh w16sdtfl w16du wp14">
+  <w:abstractNum w:abstractNumId="0" w15:restartNumberingAfterBreak="0">
+    <w:nsid w:val="558E6875"/>
+    <w:multiLevelType w:val="hybridMultilevel"/>
+    <w:tmpl w:val="42CAC892"/>
+    <w:lvl w:ilvl="0" w:tplc="70D642A0">
+      <w:numFmt w:val="bullet"/>
+      <w:lvlText w:val="-"/>
+      <w:lvlJc w:val="left"/>
+      <w:pPr>
+        <w:ind w:left="720" w:hanging="360"/>
+      </w:pPr>
+      <w:rPr>
+        <w:rFonts w:ascii="Arial" w:eastAsiaTheme="minorHAnsi" w:hAnsi="Arial" w:cs="Arial" w:hint="default"/>
+      </w:rPr>
+    </w:lvl>
+    <w:lvl w:ilvl="1" w:tplc="08090003">
+      <w:start w:val="1"/>
+      <w:numFmt w:val="bullet"/>
+      <w:lvlText w:val="o"/>
+      <w:lvlJc w:val="left"/>
+      <w:pPr>
+        <w:ind w:left="1440" w:hanging="360"/>
+      </w:pPr>
+      <w:rPr>
+        <w:rFonts w:ascii="Courier New" w:hAnsi="Courier New" w:cs="Courier New" w:hint="default"/>
+      </w:rPr>
+    </w:lvl>
+    <w:lvl w:ilvl="2" w:tplc="08090005" w:tentative="1">
+      <w:start w:val="1"/>
+      <w:numFmt w:val="bullet"/>
+      <w:lvlText w:val=""/>
+      <w:lvlJc w:val="left"/>
+      <w:pPr>
+        <w:ind w:left="2160" w:hanging="360"/>
+      </w:pPr>
+      <w:rPr>
+        <w:rFonts w:ascii="Wingdings" w:hAnsi="Wingdings" w:hint="default"/>
+      </w:rPr>
+    </w:lvl>
+    <w:lvl w:ilvl="3" w:tplc="08090001" w:tentative="1">
+      <w:start w:val="1"/>
+      <w:numFmt w:val="bullet"/>
+      <w:lvlText w:val=""/>
+      <w:lvlJc w:val="left"/>
+      <w:pPr>
+        <w:ind w:left="2880" w:hanging="360"/>
+      </w:pPr>
+      <w:rPr>
+        <w:rFonts w:ascii="Symbol" w:hAnsi="Symbol" w:hint="default"/>
+      </w:rPr>
+    </w:lvl>
+    <w:lvl w:ilvl="4" w:tplc="08090003" w:tentative="1">
+      <w:start w:val="1"/>
+      <w:numFmt w:val="bullet"/>
+      <w:lvlText w:val="o"/>
+      <w:lvlJc w:val="left"/>
+      <w:pPr>
+        <w:ind w:left="3600" w:hanging="360"/>
+      </w:pPr>
+      <w:rPr>
+        <w:rFonts w:ascii="Courier New" w:hAnsi="Courier New" w:cs="Courier New" w:hint="default"/>
+      </w:rPr>
+    </w:lvl>
+    <w:lvl w:ilvl="5" w:tplc="08090005" w:tentative="1">
+      <w:start w:val="1"/>
+      <w:numFmt w:val="bullet"/>
+      <w:lvlText w:val=""/>
+      <w:lvlJc w:val="left"/>
+      <w:pPr>
+        <w:ind w:left="4320" w:hanging="360"/>
+      </w:pPr>
+      <w:rPr>
+        <w:rFonts w:ascii="Wingdings" w:hAnsi="Wingdings" w:hint="default"/>
+      </w:rPr>
+    </w:lvl>
+    <w:lvl w:ilvl="6" w:tplc="08090001" w:tentative="1">
+      <w:start w:val="1"/>
+      <w:numFmt w:val="bullet"/>
+      <w:lvlText w:val=""/>
+      <w:lvlJc w:val="left"/>
+      <w:pPr>
+        <w:ind w:left="5040" w:hanging="360"/>
+      </w:pPr>
+      <w:rPr>
+        <w:rFonts w:ascii="Symbol" w:hAnsi="Symbol" w:hint="default"/>
+      </w:rPr>
+    </w:lvl>
+    <w:lvl w:ilvl="7" w:tplc="08090003" w:tentative="1">
+      <w:start w:val="1"/>
+      <w:numFmt w:val="bullet"/>
+      <w:lvlText w:val="o"/>
+      <w:lvlJc w:val="left"/>
+      <w:pPr>
+        <w:ind w:left="5760" w:hanging="360"/>
+      </w:pPr>
+      <w:rPr>
+        <w:rFonts w:ascii="Courier New" w:hAnsi="Courier New" w:cs="Courier New" w:hint="default"/>
+      </w:rPr>
+    </w:lvl>
+    <w:lvl w:ilvl="8" w:tplc="08090005" w:tentative="1">
+      <w:start w:val="1"/>
+      <w:numFmt w:val="bullet"/>
+      <w:lvlText w:val=""/>
+      <w:lvlJc w:val="left"/>
+      <w:pPr>
+        <w:ind w:left="6480" w:hanging="360"/>
+      </w:pPr>
+      <w:rPr>
+        <w:rFonts w:ascii="Wingdings" w:hAnsi="Wingdings" w:hint="default"/>
+      </w:rPr>
+    </w:lvl>
+  </w:abstractNum>
+  <w:num w:numId="1" w16cid:durableId="1037968567">
+    <w:abstractNumId w:val="0"/>
+  </w:num>
+</w:numbering>
 </file>
 
 <file path=word/styles.xml><?xml version="1.0" encoding="utf-8"?>
@@ -622,7 +828,6 @@
   <w:style w:type="character" w:default="1" w:styleId="DefaultParagraphFont">
     <w:name w:val="Default Paragraph Font"/>
     <w:uiPriority w:val="1"/>
-    <w:semiHidden/>
     <w:unhideWhenUsed/>
   </w:style>
   <w:style w:type="table" w:default="1" w:styleId="TableNormal">
@@ -934,6 +1139,29 @@
       <w:smallCaps/>
       <w:color w:val="0F4761" w:themeColor="accent1" w:themeShade="BF"/>
       <w:spacing w:val="5"/>
+    </w:rPr>
+  </w:style>
+  <w:style w:type="character" w:styleId="Hyperlink">
+    <w:name w:val="Hyperlink"/>
+    <w:basedOn w:val="DefaultParagraphFont"/>
+    <w:uiPriority w:val="99"/>
+    <w:unhideWhenUsed/>
+    <w:rsid w:val="001070BA"/>
+    <w:rPr>
+      <w:color w:val="467886" w:themeColor="hyperlink"/>
+      <w:u w:val="single"/>
+    </w:rPr>
+  </w:style>
+  <w:style w:type="character" w:styleId="UnresolvedMention">
+    <w:name w:val="Unresolved Mention"/>
+    <w:basedOn w:val="DefaultParagraphFont"/>
+    <w:uiPriority w:val="99"/>
+    <w:semiHidden/>
+    <w:unhideWhenUsed/>
+    <w:rsid w:val="001070BA"/>
+    <w:rPr>
+      <w:color w:val="605E5C"/>
+      <w:shd w:val="clear" w:color="auto" w:fill="E1DFDD"/>
     </w:rPr>
   </w:style>
 </w:styles>

--- a/.meetings/26.06.25.docx
+++ b/.meetings/26.06.25.docx
@@ -63,27 +63,13 @@
           <w:i/>
           <w:iCs/>
         </w:rPr>
-        <w:t>Henry S. Warren Jr., Hacker's Delight, 2nd ed. (Addison-Wesley, 2013)</w:t>
-      </w:r>
-      <w:r>
-        <w:rPr>
-          <w:rFonts w:ascii="Arial" w:hAnsi="Arial" w:cs="Arial"/>
-          <w:i/>
-          <w:iCs/>
-        </w:rPr>
-        <w:t xml:space="preserve">, Chapter 10. Integer division by constants, pàgina 237 </w:t>
+        <w:t xml:space="preserve">Henry S. Warren Jr., Hacker's Delight, 2nd ed. (Addison-Wesley, 2013), Chapter 10. Integer division by constants, pàgina 237 </w:t>
       </w:r>
       <w:r>
         <w:rPr>
           <w:rFonts w:ascii="Arial" w:hAnsi="Arial" w:cs="Arial"/>
         </w:rPr>
-        <w:t>però no est</w:t>
-      </w:r>
-      <w:r>
-        <w:rPr>
-          <w:rFonts w:ascii="Arial" w:hAnsi="Arial" w:cs="Arial"/>
-        </w:rPr>
-        <w:t xml:space="preserve">à públic a internet i no ho puc comprovar. Ho poso igualment? </w:t>
+        <w:t xml:space="preserve">però no està públic a internet i no ho puc comprovar. Ho poso igualment? </w:t>
       </w:r>
       <w:hyperlink r:id="rId5" w:history="1">
         <w:r>
@@ -94,6 +80,32 @@
           <w:t>link</w:t>
         </w:r>
       </w:hyperlink>
+    </w:p>
+    <w:p>
+      <w:pPr>
+        <w:pStyle w:val="ListParagraph"/>
+        <w:numPr>
+          <w:ilvl w:val="0"/>
+          <w:numId w:val="1"/>
+        </w:numPr>
+        <w:rPr>
+          <w:rFonts w:ascii="Arial" w:hAnsi="Arial" w:cs="Arial"/>
+          <w:i/>
+          <w:iCs/>
+        </w:rPr>
+      </w:pPr>
+      <w:r>
+        <w:rPr>
+          <w:rFonts w:ascii="Arial" w:hAnsi="Arial" w:cs="Arial"/>
+        </w:rPr>
+        <w:t>Directional_asymmetry millor</w:t>
+      </w:r>
+      <w:r>
+        <w:rPr>
+          <w:rFonts w:ascii="Arial" w:hAnsi="Arial" w:cs="Arial"/>
+        </w:rPr>
+        <w:t xml:space="preserve"> print i ja sense inconsistències (agrupat per línia)</w:t>
+      </w:r>
     </w:p>
     <w:sectPr>
       <w:pgSz w:w="11906" w:h="16838"/>
@@ -828,6 +840,7 @@
   <w:style w:type="character" w:default="1" w:styleId="DefaultParagraphFont">
     <w:name w:val="Default Paragraph Font"/>
     <w:uiPriority w:val="1"/>
+    <w:semiHidden/>
     <w:unhideWhenUsed/>
   </w:style>
   <w:style w:type="table" w:default="1" w:styleId="TableNormal">

--- a/.meetings/26.06.25.docx
+++ b/.meetings/26.06.25.docx
@@ -105,6 +105,258 @@
           <w:rFonts w:ascii="Arial" w:hAnsi="Arial" w:cs="Arial"/>
         </w:rPr>
         <w:t xml:space="preserve"> print i ja sense inconsistències (agrupat per línia)</w:t>
+      </w:r>
+      <w:r>
+        <w:rPr>
+          <w:rFonts w:ascii="Arial" w:hAnsi="Arial" w:cs="Arial"/>
+        </w:rPr>
+        <w:t xml:space="preserve"> </w:t>
+      </w:r>
+      <w:r>
+        <w:rPr>
+          <w:rFonts w:ascii="Arial" w:hAnsi="Arial" w:cs="Arial"/>
+        </w:rPr>
+        <w:sym w:font="Wingdings" w:char="F0E0"/>
+      </w:r>
+      <w:r>
+        <w:rPr>
+          <w:rFonts w:ascii="Arial" w:hAnsi="Arial" w:cs="Arial"/>
+        </w:rPr>
+        <w:t xml:space="preserve"> graf dirigit necessari</w:t>
+      </w:r>
+    </w:p>
+    <w:p>
+      <w:pPr>
+        <w:pStyle w:val="ListParagraph"/>
+        <w:numPr>
+          <w:ilvl w:val="0"/>
+          <w:numId w:val="1"/>
+        </w:numPr>
+        <w:rPr>
+          <w:rFonts w:ascii="Arial" w:hAnsi="Arial" w:cs="Arial"/>
+        </w:rPr>
+      </w:pPr>
+      <w:r>
+        <w:rPr>
+          <w:rFonts w:ascii="Arial" w:hAnsi="Arial" w:cs="Arial"/>
+        </w:rPr>
+        <w:t xml:space="preserve">shared_platforms </w:t>
+      </w:r>
+    </w:p>
+    <w:p>
+      <w:pPr>
+        <w:pStyle w:val="ListParagraph"/>
+        <w:numPr>
+          <w:ilvl w:val="1"/>
+          <w:numId w:val="1"/>
+        </w:numPr>
+        <w:rPr>
+          <w:rFonts w:ascii="Arial" w:hAnsi="Arial" w:cs="Arial"/>
+        </w:rPr>
+      </w:pPr>
+      <w:r>
+        <w:rPr>
+          <w:rFonts w:ascii="Arial" w:hAnsi="Arial" w:cs="Arial"/>
+        </w:rPr>
+        <w:t>100% escalable: es passen totes les línies amb totes les andanes a analitzar per detectar les andanes comunes (</w:t>
+      </w:r>
+      <w:r>
+        <w:rPr>
+          <w:rFonts w:ascii="Arial" w:hAnsi="Arial" w:cs="Arial"/>
+        </w:rPr>
+        <w:t>build_shared_platform_lines</w:t>
+      </w:r>
+      <w:r>
+        <w:rPr>
+          <w:rFonts w:ascii="Arial" w:hAnsi="Arial" w:cs="Arial"/>
+        </w:rPr>
+        <w:t>)</w:t>
+      </w:r>
+    </w:p>
+    <w:p>
+      <w:pPr>
+        <w:pStyle w:val="ListParagraph"/>
+        <w:numPr>
+          <w:ilvl w:val="1"/>
+          <w:numId w:val="1"/>
+        </w:numPr>
+        <w:rPr>
+          <w:rFonts w:ascii="Arial" w:hAnsi="Arial" w:cs="Arial"/>
+        </w:rPr>
+      </w:pPr>
+      <w:r>
+        <w:rPr>
+          <w:rFonts w:ascii="Arial" w:hAnsi="Arial" w:cs="Arial"/>
+        </w:rPr>
+        <w:t xml:space="preserve">resultat </w:t>
+      </w:r>
+      <w:r>
+        <w:rPr>
+          <w:rFonts w:ascii="Arial" w:hAnsi="Arial" w:cs="Arial"/>
+        </w:rPr>
+        <w:sym w:font="Wingdings" w:char="F0E0"/>
+      </w:r>
+      <w:r>
+        <w:rPr>
+          <w:rFonts w:ascii="Arial" w:hAnsi="Arial" w:cs="Arial"/>
+        </w:rPr>
+        <w:t xml:space="preserve"> hem de duplicar les dades</w:t>
+      </w:r>
+    </w:p>
+    <w:p>
+      <w:pPr>
+        <w:pStyle w:val="ListParagraph"/>
+        <w:numPr>
+          <w:ilvl w:val="0"/>
+          <w:numId w:val="1"/>
+        </w:numPr>
+        <w:rPr>
+          <w:rFonts w:ascii="Arial" w:hAnsi="Arial" w:cs="Arial"/>
+        </w:rPr>
+      </w:pPr>
+      <w:r>
+        <w:rPr>
+          <w:rFonts w:ascii="Arial" w:hAnsi="Arial" w:cs="Arial"/>
+        </w:rPr>
+        <w:t>collect_pair_samples_by_trip_group</w:t>
+      </w:r>
+      <w:r>
+        <w:rPr>
+          <w:rFonts w:ascii="Arial" w:hAnsi="Arial" w:cs="Arial"/>
+        </w:rPr>
+        <w:t xml:space="preserve"> fa que en comptes de llegir ‘stop_times’ vàries vegades ho llegim una i s’agrupen les dades per trip i direcció</w:t>
+      </w:r>
+    </w:p>
+    <w:p>
+      <w:pPr>
+        <w:pStyle w:val="ListParagraph"/>
+        <w:numPr>
+          <w:ilvl w:val="1"/>
+          <w:numId w:val="1"/>
+        </w:numPr>
+        <w:rPr>
+          <w:rFonts w:ascii="Arial" w:hAnsi="Arial" w:cs="Arial"/>
+        </w:rPr>
+      </w:pPr>
+      <w:r>
+        <w:rPr>
+          <w:rFonts w:ascii="Arial" w:hAnsi="Arial" w:cs="Arial"/>
+        </w:rPr>
+        <w:t>Als dos dscripts d’analysis es feia servir el mètode antic i ha sigut reemplaçat</w:t>
+      </w:r>
+    </w:p>
+    <w:p>
+      <w:pPr>
+        <w:pStyle w:val="ListParagraph"/>
+        <w:numPr>
+          <w:ilvl w:val="1"/>
+          <w:numId w:val="1"/>
+        </w:numPr>
+        <w:rPr>
+          <w:rFonts w:ascii="Arial" w:hAnsi="Arial" w:cs="Arial"/>
+        </w:rPr>
+      </w:pPr>
+      <w:r>
+        <w:rPr>
+          <w:rFonts w:ascii="Arial" w:hAnsi="Arial" w:cs="Arial"/>
+        </w:rPr>
+        <w:t xml:space="preserve">A </w:t>
+      </w:r>
+      <w:r>
+        <w:rPr>
+          <w:rFonts w:ascii="Arial" w:hAnsi="Arial" w:cs="Arial"/>
+        </w:rPr>
+        <w:t>analysis/shared_platforms.py </w:t>
+      </w:r>
+      <w:r>
+        <w:rPr>
+          <w:rFonts w:ascii="Arial" w:hAnsi="Arial" w:cs="Arial"/>
+        </w:rPr>
+        <w:t xml:space="preserve">hi ha 2 grups de línies amb andanes compartides (nord i sud) amb dos línies cada grup i dos direccions cada línia </w:t>
+      </w:r>
+      <w:r>
+        <w:rPr>
+          <w:rFonts w:ascii="Arial" w:hAnsi="Arial" w:cs="Arial"/>
+        </w:rPr>
+        <w:sym w:font="Wingdings" w:char="F0E0"/>
+      </w:r>
+      <w:r>
+        <w:rPr>
+          <w:rFonts w:ascii="Arial" w:hAnsi="Arial" w:cs="Arial"/>
+        </w:rPr>
+        <w:t xml:space="preserve"> es llegia 8 vegades</w:t>
+      </w:r>
+    </w:p>
+    <w:p>
+      <w:pPr>
+        <w:pStyle w:val="ListParagraph"/>
+        <w:numPr>
+          <w:ilvl w:val="1"/>
+          <w:numId w:val="1"/>
+        </w:numPr>
+        <w:rPr>
+          <w:rFonts w:ascii="Arial" w:hAnsi="Arial" w:cs="Arial"/>
+        </w:rPr>
+      </w:pPr>
+      <w:r>
+        <w:rPr>
+          <w:rFonts w:ascii="Arial" w:hAnsi="Arial" w:cs="Arial"/>
+        </w:rPr>
+        <w:t xml:space="preserve">A </w:t>
+      </w:r>
+      <w:r>
+        <w:rPr>
+          <w:rFonts w:ascii="Arial" w:hAnsi="Arial" w:cs="Arial"/>
+        </w:rPr>
+        <w:t>analysis/directional_asymmetry.py</w:t>
+      </w:r>
+      <w:r>
+        <w:rPr>
+          <w:rFonts w:ascii="Arial" w:hAnsi="Arial" w:cs="Arial"/>
+        </w:rPr>
+        <w:t xml:space="preserve"> </w:t>
+      </w:r>
+      <w:r>
+        <w:rPr>
+          <w:rFonts w:ascii="Arial" w:hAnsi="Arial" w:cs="Arial"/>
+        </w:rPr>
+        <w:t xml:space="preserve">hi ha 11 línies amb 2 direccions </w:t>
+      </w:r>
+      <w:r>
+        <w:rPr>
+          <w:rFonts w:ascii="Arial" w:hAnsi="Arial" w:cs="Arial"/>
+        </w:rPr>
+        <w:sym w:font="Wingdings" w:char="F0E0"/>
+      </w:r>
+      <w:r>
+        <w:rPr>
+          <w:rFonts w:ascii="Arial" w:hAnsi="Arial" w:cs="Arial"/>
+        </w:rPr>
+        <w:t xml:space="preserve"> 22 vegades</w:t>
+      </w:r>
+    </w:p>
+    <w:p>
+      <w:pPr>
+        <w:pStyle w:val="ListParagraph"/>
+        <w:numPr>
+          <w:ilvl w:val="0"/>
+          <w:numId w:val="1"/>
+        </w:numPr>
+        <w:rPr>
+          <w:rFonts w:ascii="Arial" w:hAnsi="Arial" w:cs="Arial"/>
+        </w:rPr>
+      </w:pPr>
+      <w:r>
+        <w:rPr>
+          <w:rFonts w:ascii="Arial" w:hAnsi="Arial" w:cs="Arial"/>
+        </w:rPr>
+        <w:t>data_validation/processing/5_shared_platforms_duplication.py</w:t>
+      </w:r>
+      <w:r>
+        <w:rPr>
+          <w:rFonts w:ascii="Arial" w:hAnsi="Arial" w:cs="Arial"/>
+        </w:rPr>
+        <w:t xml:space="preserve"> new</w:t>
       </w:r>
     </w:p>
     <w:sectPr>
@@ -840,7 +1092,6 @@
   <w:style w:type="character" w:default="1" w:styleId="DefaultParagraphFont">
     <w:name w:val="Default Paragraph Font"/>
     <w:uiPriority w:val="1"/>
-    <w:semiHidden/>
     <w:unhideWhenUsed/>
   </w:style>
   <w:style w:type="table" w:default="1" w:styleId="TableNormal">

--- a/.meetings/26.06.25.docx
+++ b/.meetings/26.06.25.docx
@@ -164,13 +164,7 @@
         <w:rPr>
           <w:rFonts w:ascii="Arial" w:hAnsi="Arial" w:cs="Arial"/>
         </w:rPr>
-        <w:t>build_shared_platform_lines</w:t>
-      </w:r>
-      <w:r>
-        <w:rPr>
-          <w:rFonts w:ascii="Arial" w:hAnsi="Arial" w:cs="Arial"/>
-        </w:rPr>
-        <w:t>)</w:t>
+        <w:t>build_shared_platform_lines)</w:t>
       </w:r>
     </w:p>
     <w:p>
@@ -260,13 +254,7 @@
         <w:rPr>
           <w:rFonts w:ascii="Arial" w:hAnsi="Arial" w:cs="Arial"/>
         </w:rPr>
-        <w:t xml:space="preserve">A </w:t>
-      </w:r>
-      <w:r>
-        <w:rPr>
-          <w:rFonts w:ascii="Arial" w:hAnsi="Arial" w:cs="Arial"/>
-        </w:rPr>
-        <w:t>analysis/shared_platforms.py </w:t>
+        <w:t>A analysis/shared_platforms.py </w:t>
       </w:r>
       <w:r>
         <w:rPr>
@@ -302,19 +290,7 @@
         <w:rPr>
           <w:rFonts w:ascii="Arial" w:hAnsi="Arial" w:cs="Arial"/>
         </w:rPr>
-        <w:t xml:space="preserve">A </w:t>
-      </w:r>
-      <w:r>
-        <w:rPr>
-          <w:rFonts w:ascii="Arial" w:hAnsi="Arial" w:cs="Arial"/>
-        </w:rPr>
-        <w:t>analysis/directional_asymmetry.py</w:t>
-      </w:r>
-      <w:r>
-        <w:rPr>
-          <w:rFonts w:ascii="Arial" w:hAnsi="Arial" w:cs="Arial"/>
-        </w:rPr>
-        <w:t xml:space="preserve"> </w:t>
+        <w:t xml:space="preserve">A analysis/directional_asymmetry.py </w:t>
       </w:r>
       <w:r>
         <w:rPr>
@@ -351,6 +327,84 @@
           <w:rFonts w:ascii="Arial" w:hAnsi="Arial" w:cs="Arial"/>
         </w:rPr>
         <w:t>data_validation/processing/5_shared_platforms_duplication.py</w:t>
+      </w:r>
+      <w:r>
+        <w:rPr>
+          <w:rFonts w:ascii="Arial" w:hAnsi="Arial" w:cs="Arial"/>
+        </w:rPr>
+        <w:t xml:space="preserve"> new</w:t>
+      </w:r>
+    </w:p>
+    <w:p>
+      <w:pPr>
+        <w:pStyle w:val="ListParagraph"/>
+        <w:numPr>
+          <w:ilvl w:val="0"/>
+          <w:numId w:val="1"/>
+        </w:numPr>
+        <w:rPr>
+          <w:rFonts w:ascii="Arial" w:hAnsi="Arial" w:cs="Arial"/>
+        </w:rPr>
+      </w:pPr>
+      <w:r>
+        <w:rPr>
+          <w:rFonts w:ascii="Arial" w:hAnsi="Arial" w:cs="Arial"/>
+        </w:rPr>
+        <w:t>scripts/stops_report.py</w:t>
+      </w:r>
+    </w:p>
+    <w:p>
+      <w:pPr>
+        <w:pStyle w:val="ListParagraph"/>
+        <w:numPr>
+          <w:ilvl w:val="1"/>
+          <w:numId w:val="1"/>
+        </w:numPr>
+        <w:rPr>
+          <w:rFonts w:ascii="Arial" w:hAnsi="Arial" w:cs="Arial"/>
+        </w:rPr>
+      </w:pPr>
+      <w:r>
+        <w:rPr>
+          <w:rFonts w:ascii="Arial" w:hAnsi="Arial" w:cs="Arial"/>
+        </w:rPr>
+        <w:t>deixa escollir entre les dades originals o artificials</w:t>
+      </w:r>
+    </w:p>
+    <w:p>
+      <w:pPr>
+        <w:pStyle w:val="ListParagraph"/>
+        <w:numPr>
+          <w:ilvl w:val="1"/>
+          <w:numId w:val="1"/>
+        </w:numPr>
+        <w:rPr>
+          <w:rFonts w:ascii="Arial" w:hAnsi="Arial" w:cs="Arial"/>
+        </w:rPr>
+      </w:pPr>
+      <w:r>
+        <w:rPr>
+          <w:rFonts w:ascii="Arial" w:hAnsi="Arial" w:cs="Arial"/>
+        </w:rPr>
+        <w:t>mostra si el sentit només és un</w:t>
+      </w:r>
+    </w:p>
+    <w:p>
+      <w:pPr>
+        <w:pStyle w:val="ListParagraph"/>
+        <w:numPr>
+          <w:ilvl w:val="0"/>
+          <w:numId w:val="1"/>
+        </w:numPr>
+        <w:rPr>
+          <w:rFonts w:ascii="Arial" w:hAnsi="Arial" w:cs="Arial"/>
+        </w:rPr>
+      </w:pPr>
+      <w:r>
+        <w:rPr>
+          <w:rFonts w:ascii="Arial" w:hAnsi="Arial" w:cs="Arial"/>
+        </w:rPr>
+        <w:t>data_validation/analysis/edge_stdev.py</w:t>
       </w:r>
       <w:r>
         <w:rPr>
@@ -1092,6 +1146,7 @@
   <w:style w:type="character" w:default="1" w:styleId="DefaultParagraphFont">
     <w:name w:val="Default Paragraph Font"/>
     <w:uiPriority w:val="1"/>
+    <w:semiHidden/>
     <w:unhideWhenUsed/>
   </w:style>
   <w:style w:type="table" w:default="1" w:styleId="TableNormal">

--- a/.meetings/26.06.25.docx
+++ b/.meetings/26.06.25.docx
@@ -80,6 +80,25 @@
           <w:t>link</w:t>
         </w:r>
       </w:hyperlink>
+      <w:r>
+        <w:t xml:space="preserve"> </w:t>
+      </w:r>
+      <w:r>
+        <w:sym w:font="Wingdings" w:char="F0DF"/>
+      </w:r>
+      <w:r>
+        <w:t xml:space="preserve"> </w:t>
+      </w:r>
+      <w:r>
+        <w:rPr>
+          <w:rFonts w:ascii="Arial" w:hAnsi="Arial" w:cs="Arial"/>
+          <w:highlight w:val="yellow"/>
+        </w:rPr>
+        <w:t>SÍ, ENS HO CREIEM</w:t>
+      </w:r>
+      <w:r>
+        <w:t xml:space="preserve"> </w:t>
+      </w:r>
     </w:p>
     <w:p>
       <w:pPr>
